--- a/data/critical_thinking/docs/a2_reflection_chatgpt.docx
+++ b/data/critical_thinking/docs/a2_reflection_chatgpt.docx
@@ -4,129 +4,76 @@
   <w:body>
     <w:p>
       <w:r>
-        <w:t>I changed the essay in ways that map directly onto each category in your critical-thinking rubric. The original version mostly *explained the topic* and offered general theory; the tuned version is structured to *perform the rubric moves*: define the issue precisely, evaluate evidence (not just cite it), surface assumptions/context, take a defensible position with limits, and draw implications tied to the evidence.</w:t>
+        <w:t>I changed the essay in ways that line up directly with what the rubric rewards (clearer issue framing, more explicit use of evidence, more context/assumptions, a more qualified thesis, and clearer implications). Concretely:</w:t>
         <w:br/>
         <w:br/>
-        <w:t>## 1) Explanation of issues (rubric: “stated clearly and described comprehensively”)</w:t>
+        <w:t xml:space="preserve">1. **Made the issue/hypothesis explicit and bounded (Rubric: Explanation of issues).**  </w:t>
         <w:br/>
-        <w:t>**What I changed**</w:t>
+        <w:t xml:space="preserve">   - In the tuned version I restated the hypothesis in a precise “if X rises, Y falls” form and identified exactly what the variables are (**social spending as % of GDP** and **annual GDP growth**).  </w:t>
         <w:br/>
-        <w:t xml:space="preserve">- **Defined what “inversely related” can mean** instead of treating it as one idea. I broke it into:  </w:t>
-        <w:br/>
-        <w:t xml:space="preserve">  1) cross-sectional association, 2) within-unit over-time association, 3) causal claim.  </w:t>
-        <w:br/>
-        <w:t>- **Clarified measurement boundaries** by explicitly asking/slotting in how spending and growth are measured (e.g., % of GDP vs per capita; GDP growth vs GDP per-capita growth).</w:t>
+        <w:t xml:space="preserve">   - I also described the dataset up front (10 countries; 5 snapshot years; ranges of values). The original intro was broader and more narrative; the tuned intro is more “assignment-facing” and defines the scope.</w:t>
         <w:br/>
         <w:br/>
-        <w:t>**Why this matches the rubric**</w:t>
+        <w:t xml:space="preserve">2. **Turned the argument into an explicit “test” of the hypothesis (Rubric: Evidence).**  </w:t>
         <w:br/>
-        <w:t>- This prevents ambiguity (“inverse” *how*? correlation or causation?) and sets up a full understanding before arguing—moving from Milestone/Benchmark toward Capstone.</w:t>
+        <w:t xml:space="preserve">   - I added clear criteria for what we’d expect to observe **if** the hypothesis were supported (consistent negative pattern across countries in the same year, and within countries over time).  </w:t>
+        <w:br/>
+        <w:t xml:space="preserve">   - Then I organized the body around those tests: **cross-country same-year comparisons** and **within-country changes over time**. The original did this too, but the tuned version signals it more explicitly and uses it as the paper’s structure.</w:t>
         <w:br/>
         <w:br/>
-        <w:t>## 2) Evidence (rubric: interpreting/evaluating sources; questioning experts)</w:t>
+        <w:t xml:space="preserve">3. **Used the table more transparently with concrete year-by-year examples (Rubric: Evidence).**  </w:t>
         <w:br/>
-        <w:t>**What I changed**</w:t>
+        <w:t xml:space="preserve">   - The tuned essay names specific years (2019, 2010, 2000) and directly compares high- vs. low-spending countries *within the same year* to reduce the “apples to oranges” feel.  </w:t>
         <w:br/>
-        <w:t xml:space="preserve">- Switched from “here are studies” to **“here are what studies imply you must check in the data.”**  </w:t>
-        <w:br/>
-        <w:t xml:space="preserve">- Added an explicit **analysis plan** (visual inspection → summary stats → simple regressions with controls).  </w:t>
-        <w:br/>
-        <w:t>- Made the literature section **argumentative and conditional** (composition matters, financing matters, endogeneity matters) rather than name-dropping.</w:t>
+        <w:t xml:space="preserve">   - I kept the key counterexamples but presented them more like evidence exhibits (bullet points, direct comparisons), which reads as more analytical and less impressionistic.</w:t>
         <w:br/>
         <w:br/>
-        <w:t>**Why this matches the rubric**</w:t>
+        <w:t xml:space="preserve">4. **Added a dedicated “context and assumptions” section (Rubric: Influence of context and assumptions).**  </w:t>
         <w:br/>
-        <w:t>- The tuned essay doesn’t treat expert claims as facts; it uses them to **challenge simplistic interpretations** and to justify what counts as good evidence—exactly what the rubric calls “questioning thoroughly.”</w:t>
+        <w:t xml:space="preserve">   - The tuned version explicitly flags why the relationship is hard to infer from these data:  </w:t>
+        <w:br/>
+        <w:t xml:space="preserve">     - **reverse causality / automatic stabilizers** (ratio rises in recessions),  </w:t>
+        <w:br/>
+        <w:t xml:space="preserve">     - **heterogeneity in social spending composition**,  </w:t>
+        <w:br/>
+        <w:t xml:space="preserve">     - **omitted variables**,  </w:t>
+        <w:br/>
+        <w:t xml:space="preserve">     - **selected time points / crisis years**.  </w:t>
+        <w:br/>
+        <w:t xml:space="preserve">   - The original mentioned these ideas, but the tuned essay systematized them into a numbered set of assumptions/limitations—exactly what the rubric calls “methodical” context analysis.</w:t>
         <w:br/>
         <w:br/>
-        <w:t>## 3) Influence of context and assumptions (rubric: analyze assumptions; evaluate context)</w:t>
+        <w:t xml:space="preserve">5. **Strengthened the thesis by making it specific *and* qualified (Rubric: Student’s position).**  </w:t>
         <w:br/>
-        <w:t>**What I changed**</w:t>
+        <w:t xml:space="preserve">   - Original: “do not clearly support… no consistent negative pattern.”  </w:t>
         <w:br/>
-        <w:t xml:space="preserve">- Elevated **reverse causality** and **automatic stabilizers** from a brief caution into a central interpretive issue.  </w:t>
+        <w:t xml:space="preserve">   - Tuned: “do not support in any strong or general way,” plus it explicitly concedes limited supportive-looking cases (Spain around 2010) and explains why those cases may not indicate causality.  </w:t>
         <w:br/>
-        <w:t>- Added a dedicated section listing **explicit assumptions** that could break the inference:</w:t>
-        <w:br/>
-        <w:t xml:space="preserve">  - spending is exogenous,</w:t>
-        <w:br/>
-        <w:t xml:space="preserve">  - social spending is homogeneous,</w:t>
-        <w:br/>
-        <w:t xml:space="preserve">  - short-run vs long-run horizon.</w:t>
-        <w:br/>
-        <w:t>- Noted relevant contexts like **recessions, demographics/aging, program composition**, and the business cycle.</w:t>
+        <w:t xml:space="preserve">   - That shift better matches “takes into account complexities” and “acknowledges limits.”</w:t>
         <w:br/>
         <w:br/>
-        <w:t>**Why this matches the rubric**</w:t>
+        <w:t xml:space="preserve">6. **Integrated expert viewpoints in a more evaluative way (Rubric: Evidence / questioning experts).**  </w:t>
         <w:br/>
-        <w:t>- This is a systematic “if these assumptions don’t hold, your conclusion changes” approach, which is what distinguishes Milestone from Capstone-level contextual reasoning.</w:t>
+        <w:t xml:space="preserve">   - I swapped in citations that more directly fit the claims being made in the “context” section (e.g., Bergh &amp; Henrekson on the government size-growth literature; Afonso &amp; Furceri on size/composition; Perotti on redistribution channels).  </w:t>
+        <w:br/>
+        <w:t xml:space="preserve">   - I also used the literature less as “authority” and more as framing for why a simple bivariate read is risky (“results are sensitive,” “composition matters,” “Nordic cases show compatibility”). That is closer to “subject to questioning” than “taken as fact.”</w:t>
         <w:br/>
         <w:br/>
-        <w:t>## 4) Student’s position (rubric: specific, complex, acknowledges limits, synthesizes views)</w:t>
+        <w:t xml:space="preserve">7. **Added clearer implications and what would count as a better test (Rubric: Conclusions/outcomes).**  </w:t>
         <w:br/>
-        <w:t>**What I changed**</w:t>
+        <w:t xml:space="preserve">   - The tuned conclusion doesn’t just restate “no inverse relationship”; it spells out what policy inference is *not justified* (“cutting welfare will raise growth”) and proposes what stronger evidence would look like (annual panel data, controls, lags/instruments).  </w:t>
         <w:br/>
-        <w:t>- Replaced a generic conclusion with **three pre-written position options (A/B/C)** depending on what the data show:</w:t>
-        <w:br/>
-        <w:t xml:space="preserve">  - weak/unstable negative relationship,</w:t>
-        <w:br/>
-        <w:t xml:space="preserve">  - robust negative association but not causal,</w:t>
-        <w:br/>
-        <w:t xml:space="preserve">  - positive/contradictory relationship.</w:t>
-        <w:br/>
-        <w:t>- Built in **limits of the position** (observational data can’t prove causality; composition/financing issues).</w:t>
+        <w:t xml:space="preserve">   - That explicitly addresses “related outcomes” and shows prioritizing the limits of the evidence.</w:t>
         <w:br/>
         <w:br/>
-        <w:t>**Why this matches the rubric**</w:t>
+        <w:t xml:space="preserve">8. **Adjusted tone and organization to look more like a rubric-targeted critical-thinking essay.**  </w:t>
         <w:br/>
-        <w:t>- Instead of a one-note stance (“spending is bad/good”), the tuned essay forces a **conditional, evidence-responsive thesis** and explicitly acknowledges what the data can’t establish.</w:t>
+        <w:t xml:space="preserve">   - More signposting (“Position: do these data support…”, “Context: why…”) and less rhetorical flow.  </w:t>
+        <w:br/>
+        <w:t xml:space="preserve">   - More direct linkage between claim → evidence → limitation → conclusion, which is what evaluators usually interpret as “critical thinking” performance.</w:t>
         <w:br/>
         <w:br/>
-        <w:t>## 5) Conclusions and related outcomes (rubric: logical implications; priority ordering)</w:t>
-        <w:br/>
-        <w:t>**What I changed**</w:t>
-        <w:br/>
-        <w:t xml:space="preserve">- Made the conclusion **depend on the strength/robustness of β and the stability across specs**, not on a preselected viewpoint.  </w:t>
-        <w:br/>
-        <w:t>- Added concrete **policy-relevant implications** tied to competing interpretations:</w:t>
-        <w:br/>
-        <w:t xml:space="preserve">  - risk of misreading recession-driven spending increases,</w:t>
-        <w:br/>
-        <w:t xml:space="preserve">  - if negative relationship is robust, focus shifts to “which categories” and “how financed.”</w:t>
-        <w:br/>
-        <w:br/>
-        <w:t>**Why this matches the rubric**</w:t>
-        <w:br/>
-        <w:t>- The rubric wants conclusions that reflect *prioritizing* evidence and acknowledging competing viewpoints; the tuned version does that by tying implications to what the analysis actually finds.</w:t>
-        <w:br/>
-        <w:br/>
-        <w:t>## 6) Practical rubric-driven formatting changes</w:t>
-        <w:br/>
-        <w:t>**What I changed**</w:t>
-        <w:br/>
-        <w:t xml:space="preserve">- Turned the essay into a **ready-to-fill template** with bracketed placeholders for dataset-specific results (correlation, examples, regression sign/significance).  </w:t>
-        <w:br/>
-        <w:t>- Added a “what I need from you” list so the final submission can be completed without inventing results.</w:t>
-        <w:br/>
-        <w:br/>
-        <w:t>**Why this matters**</w:t>
-        <w:br/>
-        <w:t>- It ensures the final product can be *data-grounded* (a rubric expectation) rather than purely theoretical.</w:t>
-        <w:br/>
-        <w:br/>
-        <w:t>## 7) Citation upgrades (peer-reviewed + better fit)</w:t>
-        <w:br/>
-        <w:t>**What I changed**</w:t>
-        <w:br/>
-        <w:t>- Kept peer-reviewed grounding but **swapped/added sources** to better match the rubric’s “evidence and expert viewpoints” criterion:</w:t>
-        <w:br/>
-        <w:t xml:space="preserve">  - Added **Lindert (2004)** (welfare state + growth, directly on-topic),</w:t>
-        <w:br/>
-        <w:t xml:space="preserve">  - Added **Devarajan et al. (1996)** (composition of spending—key to questioning “social spending” as one thing),</w:t>
-        <w:br/>
-        <w:t xml:space="preserve">  - Updated Barro to **Barro (1991)** for cross-country growth empirics (fits the “data evaluation” frame).</w:t>
-        <w:br/>
-        <w:br/>
-        <w:t>In short: the tuned essay is less like a general explainer and more like a rubric-aligned critical-thinking argument scaffold—defining the claim precisely, specifying what evidence would count, interrogating assumptions, and making conclusions conditional on what the data actually show.</w:t>
+        <w:t>Net change: the core conclusion stayed the same, but I made the paper *look and behave* more like an argument that (a) defines the problem carefully, (b) uses the dataset in a replicable way, (c) surfaces assumptions/limitations explicitly, (d) treats literature as something to interpret rather than simply cite, and (e) ends with defensible implications.</w:t>
       </w:r>
     </w:p>
     <w:sectPr>

--- a/data/critical_thinking/docs/a2_reflection_chatgpt.docx
+++ b/data/critical_thinking/docs/a2_reflection_chatgpt.docx
@@ -4,76 +4,111 @@
   <w:body>
     <w:p>
       <w:r>
-        <w:t>I changed the essay in ways that line up directly with what the rubric rewards (clearer issue framing, more explicit use of evidence, more context/assumptions, a more qualified thesis, and clearer implications). Concretely:</w:t>
+        <w:t>I mainly changed *how* the argument is built so it better matches the critical-thinking rubric—less “here are some observations,” more “here’s the claim, what would count as evidence, what assumptions are being made, what alternative explanations exist, and what can/can’t be concluded from this dataset.”</w:t>
         <w:br/>
         <w:br/>
-        <w:t xml:space="preserve">1. **Made the issue/hypothesis explicit and bounded (Rubric: Explanation of issues).**  </w:t>
-        <w:br/>
-        <w:t xml:space="preserve">   - In the tuned version I restated the hypothesis in a precise “if X rises, Y falls” form and identified exactly what the variables are (**social spending as % of GDP** and **annual GDP growth**).  </w:t>
-        <w:br/>
-        <w:t xml:space="preserve">   - I also described the dataset up front (10 countries; 5 snapshot years; ranges of values). The original intro was broader and more narrative; the tuned intro is more “assignment-facing” and defines the scope.</w:t>
+        <w:t>Here are the concrete changes, mapped to the rubric categories you provided:</w:t>
         <w:br/>
         <w:br/>
-        <w:t xml:space="preserve">2. **Turned the argument into an explicit “test” of the hypothesis (Rubric: Evidence).**  </w:t>
+        <w:t>## 1) Explanation of issues (clearer problem statement + boundaries)</w:t>
         <w:br/>
-        <w:t xml:space="preserve">   - I added clear criteria for what we’d expect to observe **if** the hypothesis were supported (consistent negative pattern across countries in the same year, and within countries over time).  </w:t>
+        <w:t>**What changed:**</w:t>
         <w:br/>
-        <w:t xml:space="preserve">   - Then I organized the body around those tests: **cross-country same-year comparisons** and **within-country changes over time**. The original did this too, but the tuned version signals it more explicitly and uses it as the paper’s structure.</w:t>
+        <w:t>- I made the *testable meaning* of the hypothesis explicit: “inversely related” = a **negative relationship** that should be **fairly consistent across countries and years**.</w:t>
+        <w:br/>
+        <w:t>- I clarified what the dataset actually is: **10 countries, 5 time points**, spending measured as **% of GDP**, growth as **annual real GDP growth**.</w:t>
+        <w:br/>
+        <w:t>- I stated upfront what “support” would look like (predictable pattern), and that this dataset is **snapshots**, not a causal design.</w:t>
         <w:br/>
         <w:br/>
-        <w:t xml:space="preserve">3. **Used the table more transparently with concrete year-by-year examples (Rubric: Evidence).**  </w:t>
+        <w:t>**Why it matches the rubric:**</w:t>
         <w:br/>
-        <w:t xml:space="preserve">   - The tuned essay names specific years (2019, 2010, 2000) and directly compares high- vs. low-spending countries *within the same year* to reduce the “apples to oranges” feel.  </w:t>
-        <w:br/>
-        <w:t xml:space="preserve">   - I kept the key counterexamples but presented them more like evidence exhibits (bullet points, direct comparisons), which reads as more analytical and less impressionistic.</w:t>
+        <w:t>- Moves from “stated” to “stated + clarified + bounded,” so the reader knows what is being evaluated and what the data can reasonably do.</w:t>
         <w:br/>
         <w:br/>
-        <w:t xml:space="preserve">4. **Added a dedicated “context and assumptions” section (Rubric: Influence of context and assumptions).**  </w:t>
+        <w:t>## 2) Evidence (more interpretation + questioning “expert” claims)</w:t>
         <w:br/>
-        <w:t xml:space="preserve">   - The tuned version explicitly flags why the relationship is hard to infer from these data:  </w:t>
+        <w:t>**What changed:**</w:t>
         <w:br/>
-        <w:t xml:space="preserve">     - **reverse causality / automatic stabilizers** (ratio rises in recessions),  </w:t>
+        <w:t>- Instead of only listing examples, I used examples to *interrogate the hypothesis* (e.g., “2019 is mixed,” “within-country patterns don’t behave the way a strong inverse claim predicts”).</w:t>
         <w:br/>
-        <w:t xml:space="preserve">     - **heterogeneity in social spending composition**,  </w:t>
+        <w:t>- I added explicit evaluation of what the raw comparisons can and cannot show.</w:t>
         <w:br/>
-        <w:t xml:space="preserve">     - **omitted variables**,  </w:t>
-        <w:br/>
-        <w:t xml:space="preserve">     - **selected time points / crisis years**.  </w:t>
-        <w:br/>
-        <w:t xml:space="preserve">   - The original mentioned these ideas, but the tuned essay systematized them into a numbered set of assumptions/limitations—exactly what the rubric calls “methodical” context analysis.</w:t>
+        <w:t>- I changed the literature section from “research says X” to “research is mixed/conditional and here’s why,” which is closer to “questioning experts” rather than treating citations as final authority.</w:t>
         <w:br/>
         <w:br/>
-        <w:t xml:space="preserve">5. **Strengthened the thesis by making it specific *and* qualified (Rubric: Student’s position).**  </w:t>
+        <w:t>**Why it matches the rubric:**</w:t>
         <w:br/>
-        <w:t xml:space="preserve">   - Original: “do not clearly support… no consistent negative pattern.”  </w:t>
-        <w:br/>
-        <w:t xml:space="preserve">   - Tuned: “do not support in any strong or general way,” plus it explicitly concedes limited supportive-looking cases (Spain around 2010) and explains why those cases may not indicate causality.  </w:t>
-        <w:br/>
-        <w:t xml:space="preserve">   - That shift better matches “takes into account complexities” and “acknowledges limits.”</w:t>
+        <w:t>- The tuned version more clearly uses sources and data to build a **coherent analysis** and signals that the literature contains disagreement and identification problems.</w:t>
         <w:br/>
         <w:br/>
-        <w:t xml:space="preserve">6. **Integrated expert viewpoints in a more evaluative way (Rubric: Evidence / questioning experts).**  </w:t>
+        <w:t>## 3) Influence of context and assumptions (endogeneity, measurement, confounding)</w:t>
         <w:br/>
-        <w:t xml:space="preserve">   - I swapped in citations that more directly fit the claims being made in the “context” section (e.g., Bergh &amp; Henrekson on the government size-growth literature; Afonso &amp; Furceri on size/composition; Perotti on redistribution channels).  </w:t>
+        <w:t>**What changed (biggest upgrade):**</w:t>
         <w:br/>
-        <w:t xml:space="preserve">   - I also used the literature less as “authority” and more as framing for why a simple bivariate read is risky (“results are sensitive,” “composition matters,” “Nordic cases show compatibility”). That is closer to “subject to questioning” than “taken as fact.”</w:t>
+        <w:t>- I added a dedicated “Context” section explaining why **% of GDP** is tricky:</w:t>
+        <w:br/>
+        <w:t xml:space="preserve">  - **Denominator effect** (GDP falling mechanically raises the ratio)</w:t>
+        <w:br/>
+        <w:t xml:space="preserve">  - **Automatic stabilizers** (low growth can *cause* higher spending)</w:t>
+        <w:br/>
+        <w:t xml:space="preserve">  - **Demographics** (aging can correlate with both higher spending and lower growth)</w:t>
+        <w:br/>
+        <w:t>- I labeled the hypothesis’s hidden assumption: spending is an *independent policy lever* rather than partly a *response* to economic conditions.</w:t>
         <w:br/>
         <w:br/>
-        <w:t xml:space="preserve">7. **Added clearer implications and what would count as a better test (Rubric: Conclusions/outcomes).**  </w:t>
+        <w:t>**Why it matches the rubric:**</w:t>
         <w:br/>
-        <w:t xml:space="preserve">   - The tuned conclusion doesn’t just restate “no inverse relationship”; it spells out what policy inference is *not justified* (“cutting welfare will raise growth”) and proposes what stronger evidence would look like (annual panel data, controls, lags/instruments).  </w:t>
-        <w:br/>
-        <w:t xml:space="preserve">   - That explicitly addresses “related outcomes” and shows prioritizing the limits of the evidence.</w:t>
+        <w:t>- This is exactly the “assumptions + context” dimension: it systematically explains why observed correlation might not reflect causation.</w:t>
         <w:br/>
         <w:br/>
-        <w:t xml:space="preserve">8. **Adjusted tone and organization to look more like a rubric-targeted critical-thinking essay.**  </w:t>
+        <w:t>## 4) Student’s position (more nuanced thesis + limits acknowledged)</w:t>
         <w:br/>
-        <w:t xml:space="preserve">   - More signposting (“Position: do these data support…”, “Context: why…”) and less rhetorical flow.  </w:t>
+        <w:t>**What changed:**</w:t>
         <w:br/>
-        <w:t xml:space="preserve">   - More direct linkage between claim → evidence → limitation → conclusion, which is what evaluators usually interpret as “critical thinking” performance.</w:t>
+        <w:t>- The thesis became more specific and defensible: **“weak, inconsistent support; alternative explanations fit as well or better.”**</w:t>
+        <w:br/>
+        <w:t>- I explicitly acknowledged limits: small sample, few time points, no controls, no separation by spending type.</w:t>
+        <w:br/>
+        <w:t>- I synthesized competing perspectives: yes, taxes/distortions *could* matter (a pro-hypothesis mechanism), but stabilizers/human capital/volatility channels complicate it.</w:t>
         <w:br/>
         <w:br/>
-        <w:t>Net change: the core conclusion stayed the same, but I made the paper *look and behave* more like an argument that (a) defines the problem carefully, (b) uses the dataset in a replicable way, (c) surfaces assumptions/limitations explicitly, (d) treats literature as something to interpret rather than simply cite, and (e) ends with defensible implications.</w:t>
+        <w:t>**Why it matches the rubric:**</w:t>
+        <w:br/>
+        <w:t>- It’s no longer “the hypothesis is wrong” or “right”; it’s a conditional position that incorporates complexity and admits limits.</w:t>
+        <w:br/>
+        <w:br/>
+        <w:t>## 5) Conclusions and outcomes (implications tied to prioritized evidence)</w:t>
+        <w:br/>
+        <w:t>**What changed:**</w:t>
+        <w:br/>
+        <w:t>- The conclusion now follows a prioritized logic:</w:t>
+        <w:br/>
+        <w:t xml:space="preserve">  1) raw pattern is mixed,</w:t>
+        <w:br/>
+        <w:t xml:space="preserve">  2) measurement creates reverse-causality risk,</w:t>
+        <w:br/>
+        <w:t xml:space="preserve">  3) literature suggests effects depend on composition/institutions,</w:t>
+        <w:br/>
+        <w:t xml:space="preserve">  ⇒ therefore the dataset can’t “set straight” a universal inverse rule.</w:t>
+        <w:br/>
+        <w:t>- I added an implication: policy arguments should shift from “more welfare = less growth” to “which programs, financed how, under what conditions.”</w:t>
+        <w:br/>
+        <w:br/>
+        <w:t>**Why it matches the rubric:**</w:t>
+        <w:br/>
+        <w:t>- The conclusion is tied to *multiple* strands of evidence (data pattern + identification issues + literature), and it states consequences/implications in a reasoned way.</w:t>
+        <w:br/>
+        <w:br/>
+        <w:t>---</w:t>
+        <w:br/>
+        <w:br/>
+        <w:t>### A quick note on citations: one thing I would still fix</w:t>
+        <w:br/>
+        <w:t>In the tuned essay, **Berg &amp; Ostry (2011)** is not a peer‑reviewed journal article (it’s IMF *Finance &amp; Development*). Your original version had 5 clearly peer‑reviewed journal citations; the tuned version effectively has **5 strong peer‑reviewed items plus one borderline**. To fully satisfy “at least 5 peer‑reviewed articles,” I’d replace Berg &amp; Ostry with a peer‑reviewed inequality/growth paper (e.g., an article in *AER*, *QJE*, *JEG*, etc.), or add an additional peer‑reviewed citation.</w:t>
+        <w:br/>
+        <w:br/>
+        <w:t>If you want, I can (1) list exactly which sentences were added/removed between versions, or (2) suggest 2–3 peer‑reviewed replacements for Berg &amp; Ostry that match your argument.</w:t>
       </w:r>
     </w:p>
     <w:sectPr>
